--- a/docs/B端订单运营数据模型与状态流转设计.docx
+++ b/docs/B端订单运营数据模型与状态流转设计.docx
@@ -51,7 +51,7 @@
           <w:color w:val="000000"/>
           <w:sz w:val="21"/>
         </w:rPr>
-        <w:t>B 端抓取订单、B 端运营表单和寰宇订单数据应分层存储。新 B 端订单进入时，应先保留原始快照，再创建内部运营订单与空白寰宇订单关联；服务步骤和订单状态以内部运营数据为准，不覆盖 B 端原始数据。</w:t>
+        <w:t>B 端抓取订单、B 端运营表单和寰宇订单数据应分层存储。每一张 B 端订单只创建并永久关联一张寰宇订单；服务步骤和订单状态以内部运营数据为准，不覆盖 B 端原始数据。</w:t>
       </w:r>
     </w:p>
     <w:p>
@@ -1021,7 +1021,7 @@
           <w:color w:val="000000"/>
           <w:sz w:val="21"/>
         </w:rPr>
-        <w:t>寰宇订单：每一张新B端订单创建一条对应的寰宇订单记录；字段映射规则后续确认后再写入三张寰宇表。</w:t>
+        <w:t>寰宇订单：每一张新 B 端订单创建一条对应的寰宇订单记录；禁止拆单、合单、重新开寰宇订单。单独创建的寰宇订单不关联 B 端订单。</w:t>
       </w:r>
     </w:p>
     <w:p>
@@ -1036,7 +1036,7 @@
           <w:color w:val="000000"/>
           <w:sz w:val="21"/>
         </w:rPr>
-        <w:t>关联关系：建议新增一对一关联记录，以内部 B 端订单 ID 关联寰宇订单号 DDBH。</w:t>
+        <w:t>关联关系：以内部 B 端订单 ID 唯一关联寰宇订单号 DDBH；DDBH 也必须全局唯一且不可修改。</w:t>
       </w:r>
     </w:p>
     <w:p>
@@ -1058,7 +1058,7 @@
           <w:color w:val="000000"/>
           <w:sz w:val="21"/>
         </w:rPr>
-        <w:t>以下步骤来自当前服务类型矩阵。步骤定义是配置数据；订单生成后按服务类型实例化为可办理、可完成、可跳过的业务步骤。</w:t>
+        <w:t>以下步骤来自当前服务类型矩阵。步骤定义是配置数据；订单生成后按服务类型实例化。当前规则是所有已配置步骤均为必完成步骤，不支持跳过或补录；仅复诊步骤允许重复。</w:t>
       </w:r>
     </w:p>
     <w:tbl>
@@ -1398,7 +1398,7 @@
                 <w:color w:val="000000"/>
                 <w:sz w:val="17"/>
               </w:rPr>
-              <w:t>检查陪同、住院陪同、复诊均可多次</w:t>
+              <w:t>仅复诊可多次，其他步骤当前不可重复</w:t>
             </w:r>
           </w:p>
         </w:tc>
@@ -1505,7 +1505,7 @@
                 <w:color w:val="000000"/>
                 <w:sz w:val="17"/>
               </w:rPr>
-              <w:t>通常单次；如需增加复诊，须由业务规则明确</w:t>
+              <w:t>当前不可重复</w:t>
             </w:r>
           </w:p>
         </w:tc>
@@ -1615,7 +1615,7 @@
                 <w:color w:val="000000"/>
                 <w:sz w:val="17"/>
               </w:rPr>
-              <w:t>按当前矩阵配置</w:t>
+              <w:t>当前不可重复</w:t>
             </w:r>
           </w:p>
         </w:tc>
@@ -1722,7 +1722,7 @@
                 <w:color w:val="000000"/>
                 <w:sz w:val="17"/>
               </w:rPr>
-              <w:t>检查陪同可多次</w:t>
+              <w:t>当前不可重复</w:t>
             </w:r>
           </w:p>
         </w:tc>
@@ -1832,7 +1832,7 @@
                 <w:color w:val="000000"/>
                 <w:sz w:val="17"/>
               </w:rPr>
-              <w:t>住院陪同可多次</w:t>
+              <w:t>当前不可重复</w:t>
             </w:r>
           </w:p>
         </w:tc>
@@ -1939,7 +1939,7 @@
                 <w:color w:val="000000"/>
                 <w:sz w:val="17"/>
               </w:rPr>
-              <w:t>护工服务和反馈可多条</w:t>
+              <w:t>当前不可重复</w:t>
             </w:r>
           </w:p>
         </w:tc>
@@ -2049,7 +2049,7 @@
                 <w:color w:val="000000"/>
                 <w:sz w:val="17"/>
               </w:rPr>
-              <w:t>可按实际接送次数生成多条</w:t>
+              <w:t>当前不可重复</w:t>
             </w:r>
           </w:p>
         </w:tc>
@@ -2156,7 +2156,7 @@
                 <w:color w:val="000000"/>
                 <w:sz w:val="17"/>
               </w:rPr>
-              <w:t>照护服务可多条</w:t>
+              <w:t>当前不可重复</w:t>
             </w:r>
           </w:p>
         </w:tc>
@@ -2266,7 +2266,7 @@
                 <w:color w:val="000000"/>
                 <w:sz w:val="17"/>
               </w:rPr>
-              <w:t>按当前矩阵配置</w:t>
+              <w:t>当前不可重复</w:t>
             </w:r>
           </w:p>
         </w:tc>
@@ -2373,7 +2373,7 @@
                 <w:color w:val="000000"/>
                 <w:sz w:val="17"/>
               </w:rPr>
-              <w:t>变更挂号应保留变更历史</w:t>
+              <w:t>当前不可重复</w:t>
             </w:r>
           </w:p>
         </w:tc>
@@ -2389,7 +2389,627 @@
         <w:pStyle w:val="Heading1"/>
       </w:pPr>
       <w:r>
-        <w:t>四 五级主流程与业务步骤的关系</w:t>
+        <w:t>四 复诊权益与重复步骤</w:t>
+      </w:r>
+    </w:p>
+    <w:p>
+      <w:pPr>
+        <w:spacing w:after="120" w:line="276" w:lineRule="auto"/>
+      </w:pPr>
+      <w:r>
+        <w:rPr>
+          <w:rFonts w:ascii="Microsoft YaHei" w:hAnsi="Microsoft YaHei" w:eastAsia="Microsoft YaHei"/>
+          <w:b w:val="0"/>
+          <w:color w:val="000000"/>
+          <w:sz w:val="21"/>
+        </w:rPr>
+        <w:t>复诊是当前唯一允许重复的业务步骤。是否可以新增复诊，以及复诊是否仍处于权益有效期内，均由 B 端订单详情中的产品名称和挂号就诊日期共同判断。</w:t>
+      </w:r>
+    </w:p>
+    <w:tbl>
+      <w:tblPr>
+        <w:tblW w:type="auto" w:w="0"/>
+        <w:jc w:val="center"/>
+        <w:tblLayout w:type="fixed"/>
+        <w:tblLook w:firstColumn="1" w:firstRow="1" w:lastColumn="0" w:lastRow="0" w:noHBand="0" w:noVBand="1" w:val="04A0"/>
+      </w:tblPr>
+      <w:tblGrid>
+        <w:gridCol w:w="2592"/>
+        <w:gridCol w:w="2592"/>
+        <w:gridCol w:w="2592"/>
+        <w:gridCol w:w="2592"/>
+      </w:tblGrid>
+      <w:tr>
+        <w:trPr>
+          <w:tblHeader w:val="true"/>
+        </w:trPr>
+        <w:tc>
+          <w:tcPr>
+            <w:tcW w:type="dxa" w:w="1872"/>
+            <w:vAlign w:val="center"/>
+            <w:shd w:fill="1F4E78"/>
+            <w:tcBorders>
+              <w:top w:val="single" w:sz="6" w:space="0" w:color="D9D9D9"/>
+              <w:left w:val="single" w:sz="6" w:space="0" w:color="D9D9D9"/>
+              <w:bottom w:val="single" w:sz="6" w:space="0" w:color="D9D9D9"/>
+              <w:right w:val="single" w:sz="6" w:space="0" w:color="D9D9D9"/>
+              <w:insideH w:val="single" w:sz="6" w:space="0" w:color="D9D9D9"/>
+              <w:insideV w:val="single" w:sz="6" w:space="0" w:color="D9D9D9"/>
+            </w:tcBorders>
+            <w:tcMar>
+              <w:top w:w="85" w:type="dxa"/>
+              <w:start w:w="100" w:type="dxa"/>
+              <w:bottom w:w="85" w:type="dxa"/>
+              <w:end w:w="100" w:type="dxa"/>
+            </w:tcMar>
+          </w:tcPr>
+          <w:p>
+            <w:pPr>
+              <w:spacing w:after="0"/>
+              <w:jc w:val="center"/>
+            </w:pPr>
+            <w:r>
+              <w:rPr>
+                <w:rFonts w:ascii="Microsoft YaHei" w:hAnsi="Microsoft YaHei" w:eastAsia="Microsoft YaHei"/>
+                <w:b/>
+                <w:color w:val="FFFFFF"/>
+                <w:sz w:val="17"/>
+              </w:rPr>
+              <w:t>产品名称识别</w:t>
+            </w:r>
+          </w:p>
+        </w:tc>
+        <w:tc>
+          <w:tcPr>
+            <w:tcW w:type="dxa" w:w="1440"/>
+            <w:vAlign w:val="center"/>
+            <w:shd w:fill="1F4E78"/>
+            <w:tcBorders>
+              <w:top w:val="single" w:sz="6" w:space="0" w:color="D9D9D9"/>
+              <w:left w:val="single" w:sz="6" w:space="0" w:color="D9D9D9"/>
+              <w:bottom w:val="single" w:sz="6" w:space="0" w:color="D9D9D9"/>
+              <w:right w:val="single" w:sz="6" w:space="0" w:color="D9D9D9"/>
+              <w:insideH w:val="single" w:sz="6" w:space="0" w:color="D9D9D9"/>
+              <w:insideV w:val="single" w:sz="6" w:space="0" w:color="D9D9D9"/>
+            </w:tcBorders>
+            <w:tcMar>
+              <w:top w:w="85" w:type="dxa"/>
+              <w:start w:w="100" w:type="dxa"/>
+              <w:bottom w:w="85" w:type="dxa"/>
+              <w:end w:w="100" w:type="dxa"/>
+            </w:tcMar>
+          </w:tcPr>
+          <w:p>
+            <w:pPr>
+              <w:spacing w:after="0"/>
+              <w:jc w:val="center"/>
+            </w:pPr>
+            <w:r>
+              <w:rPr>
+                <w:rFonts w:ascii="Microsoft YaHei" w:hAnsi="Microsoft YaHei" w:eastAsia="Microsoft YaHei"/>
+                <w:b/>
+                <w:color w:val="FFFFFF"/>
+                <w:sz w:val="17"/>
+              </w:rPr>
+              <w:t>复诊权益</w:t>
+            </w:r>
+          </w:p>
+        </w:tc>
+        <w:tc>
+          <w:tcPr>
+            <w:tcW w:type="dxa" w:w="2160"/>
+            <w:vAlign w:val="center"/>
+            <w:shd w:fill="1F4E78"/>
+            <w:tcBorders>
+              <w:top w:val="single" w:sz="6" w:space="0" w:color="D9D9D9"/>
+              <w:left w:val="single" w:sz="6" w:space="0" w:color="D9D9D9"/>
+              <w:bottom w:val="single" w:sz="6" w:space="0" w:color="D9D9D9"/>
+              <w:right w:val="single" w:sz="6" w:space="0" w:color="D9D9D9"/>
+              <w:insideH w:val="single" w:sz="6" w:space="0" w:color="D9D9D9"/>
+              <w:insideV w:val="single" w:sz="6" w:space="0" w:color="D9D9D9"/>
+            </w:tcBorders>
+            <w:tcMar>
+              <w:top w:w="85" w:type="dxa"/>
+              <w:start w:w="100" w:type="dxa"/>
+              <w:bottom w:w="85" w:type="dxa"/>
+              <w:end w:w="100" w:type="dxa"/>
+            </w:tcMar>
+          </w:tcPr>
+          <w:p>
+            <w:pPr>
+              <w:spacing w:after="0"/>
+              <w:jc w:val="center"/>
+            </w:pPr>
+            <w:r>
+              <w:rPr>
+                <w:rFonts w:ascii="Microsoft YaHei" w:hAnsi="Microsoft YaHei" w:eastAsia="Microsoft YaHei"/>
+                <w:b/>
+                <w:color w:val="FFFFFF"/>
+                <w:sz w:val="17"/>
+              </w:rPr>
+              <w:t>有效期起算日</w:t>
+            </w:r>
+          </w:p>
+        </w:tc>
+        <w:tc>
+          <w:tcPr>
+            <w:tcW w:type="dxa" w:w="4824"/>
+            <w:vAlign w:val="center"/>
+            <w:shd w:fill="1F4E78"/>
+            <w:tcBorders>
+              <w:top w:val="single" w:sz="6" w:space="0" w:color="D9D9D9"/>
+              <w:left w:val="single" w:sz="6" w:space="0" w:color="D9D9D9"/>
+              <w:bottom w:val="single" w:sz="6" w:space="0" w:color="D9D9D9"/>
+              <w:right w:val="single" w:sz="6" w:space="0" w:color="D9D9D9"/>
+              <w:insideH w:val="single" w:sz="6" w:space="0" w:color="D9D9D9"/>
+              <w:insideV w:val="single" w:sz="6" w:space="0" w:color="D9D9D9"/>
+            </w:tcBorders>
+            <w:tcMar>
+              <w:top w:w="85" w:type="dxa"/>
+              <w:start w:w="100" w:type="dxa"/>
+              <w:bottom w:w="85" w:type="dxa"/>
+              <w:end w:w="100" w:type="dxa"/>
+            </w:tcMar>
+          </w:tcPr>
+          <w:p>
+            <w:pPr>
+              <w:spacing w:after="0"/>
+              <w:jc w:val="center"/>
+            </w:pPr>
+            <w:r>
+              <w:rPr>
+                <w:rFonts w:ascii="Microsoft YaHei" w:hAnsi="Microsoft YaHei" w:eastAsia="Microsoft YaHei"/>
+                <w:b/>
+                <w:color w:val="FFFFFF"/>
+                <w:sz w:val="17"/>
+              </w:rPr>
+              <w:t>使用规则</w:t>
+            </w:r>
+          </w:p>
+        </w:tc>
+      </w:tr>
+      <w:tr>
+        <w:tc>
+          <w:tcPr>
+            <w:tcW w:type="dxa" w:w="1872"/>
+            <w:vAlign w:val="center"/>
+            <w:tcBorders>
+              <w:top w:val="single" w:sz="6" w:space="0" w:color="D9D9D9"/>
+              <w:left w:val="single" w:sz="6" w:space="0" w:color="D9D9D9"/>
+              <w:bottom w:val="single" w:sz="6" w:space="0" w:color="D9D9D9"/>
+              <w:right w:val="single" w:sz="6" w:space="0" w:color="D9D9D9"/>
+              <w:insideH w:val="single" w:sz="6" w:space="0" w:color="D9D9D9"/>
+              <w:insideV w:val="single" w:sz="6" w:space="0" w:color="D9D9D9"/>
+            </w:tcBorders>
+            <w:tcMar>
+              <w:top w:w="85" w:type="dxa"/>
+              <w:start w:w="100" w:type="dxa"/>
+              <w:bottom w:w="85" w:type="dxa"/>
+              <w:end w:w="100" w:type="dxa"/>
+            </w:tcMar>
+          </w:tcPr>
+          <w:p>
+            <w:pPr>
+              <w:spacing w:after="0" w:line="252" w:lineRule="auto"/>
+              <w:jc w:val="center"/>
+            </w:pPr>
+            <w:r>
+              <w:rPr>
+                <w:rFonts w:ascii="Microsoft YaHei" w:hAnsi="Microsoft YaHei" w:eastAsia="Microsoft YaHei"/>
+                <w:b w:val="0"/>
+                <w:color w:val="000000"/>
+                <w:sz w:val="17"/>
+              </w:rPr>
+              <w:t>健康就诊</w:t>
+            </w:r>
+          </w:p>
+        </w:tc>
+        <w:tc>
+          <w:tcPr>
+            <w:tcW w:type="dxa" w:w="1440"/>
+            <w:vAlign w:val="center"/>
+            <w:tcBorders>
+              <w:top w:val="single" w:sz="6" w:space="0" w:color="D9D9D9"/>
+              <w:left w:val="single" w:sz="6" w:space="0" w:color="D9D9D9"/>
+              <w:bottom w:val="single" w:sz="6" w:space="0" w:color="D9D9D9"/>
+              <w:right w:val="single" w:sz="6" w:space="0" w:color="D9D9D9"/>
+              <w:insideH w:val="single" w:sz="6" w:space="0" w:color="D9D9D9"/>
+              <w:insideV w:val="single" w:sz="6" w:space="0" w:color="D9D9D9"/>
+            </w:tcBorders>
+            <w:tcMar>
+              <w:top w:w="85" w:type="dxa"/>
+              <w:start w:w="100" w:type="dxa"/>
+              <w:bottom w:w="85" w:type="dxa"/>
+              <w:end w:w="100" w:type="dxa"/>
+            </w:tcMar>
+          </w:tcPr>
+          <w:p>
+            <w:pPr>
+              <w:spacing w:after="0" w:line="252" w:lineRule="auto"/>
+              <w:jc w:val="left"/>
+            </w:pPr>
+            <w:r>
+              <w:rPr>
+                <w:rFonts w:ascii="Microsoft YaHei" w:hAnsi="Microsoft YaHei" w:eastAsia="Microsoft YaHei"/>
+                <w:b w:val="0"/>
+                <w:color w:val="000000"/>
+                <w:sz w:val="17"/>
+              </w:rPr>
+              <w:t>30 天</w:t>
+            </w:r>
+          </w:p>
+        </w:tc>
+        <w:tc>
+          <w:tcPr>
+            <w:tcW w:type="dxa" w:w="2160"/>
+            <w:vAlign w:val="center"/>
+            <w:tcBorders>
+              <w:top w:val="single" w:sz="6" w:space="0" w:color="D9D9D9"/>
+              <w:left w:val="single" w:sz="6" w:space="0" w:color="D9D9D9"/>
+              <w:bottom w:val="single" w:sz="6" w:space="0" w:color="D9D9D9"/>
+              <w:right w:val="single" w:sz="6" w:space="0" w:color="D9D9D9"/>
+              <w:insideH w:val="single" w:sz="6" w:space="0" w:color="D9D9D9"/>
+              <w:insideV w:val="single" w:sz="6" w:space="0" w:color="D9D9D9"/>
+            </w:tcBorders>
+            <w:tcMar>
+              <w:top w:w="85" w:type="dxa"/>
+              <w:start w:w="100" w:type="dxa"/>
+              <w:bottom w:w="85" w:type="dxa"/>
+              <w:end w:w="100" w:type="dxa"/>
+            </w:tcMar>
+          </w:tcPr>
+          <w:p>
+            <w:pPr>
+              <w:spacing w:after="0" w:line="252" w:lineRule="auto"/>
+              <w:jc w:val="left"/>
+            </w:pPr>
+            <w:r>
+              <w:rPr>
+                <w:rFonts w:ascii="Microsoft YaHei" w:hAnsi="Microsoft YaHei" w:eastAsia="Microsoft YaHei"/>
+                <w:b w:val="0"/>
+                <w:color w:val="000000"/>
+                <w:sz w:val="17"/>
+              </w:rPr>
+              <w:t>挂号就诊当天</w:t>
+            </w:r>
+          </w:p>
+        </w:tc>
+        <w:tc>
+          <w:tcPr>
+            <w:tcW w:type="dxa" w:w="4824"/>
+            <w:vAlign w:val="center"/>
+            <w:tcBorders>
+              <w:top w:val="single" w:sz="6" w:space="0" w:color="D9D9D9"/>
+              <w:left w:val="single" w:sz="6" w:space="0" w:color="D9D9D9"/>
+              <w:bottom w:val="single" w:sz="6" w:space="0" w:color="D9D9D9"/>
+              <w:right w:val="single" w:sz="6" w:space="0" w:color="D9D9D9"/>
+              <w:insideH w:val="single" w:sz="6" w:space="0" w:color="D9D9D9"/>
+              <w:insideV w:val="single" w:sz="6" w:space="0" w:color="D9D9D9"/>
+            </w:tcBorders>
+            <w:tcMar>
+              <w:top w:w="85" w:type="dxa"/>
+              <w:start w:w="100" w:type="dxa"/>
+              <w:bottom w:w="85" w:type="dxa"/>
+              <w:end w:w="100" w:type="dxa"/>
+            </w:tcMar>
+          </w:tcPr>
+          <w:p>
+            <w:pPr>
+              <w:spacing w:after="0" w:line="252" w:lineRule="auto"/>
+              <w:jc w:val="left"/>
+            </w:pPr>
+            <w:r>
+              <w:rPr>
+                <w:rFonts w:ascii="Microsoft YaHei" w:hAnsi="Microsoft YaHei" w:eastAsia="Microsoft YaHei"/>
+                <w:b w:val="0"/>
+                <w:color w:val="000000"/>
+                <w:sz w:val="17"/>
+              </w:rPr>
+              <w:t>在起算日含当日后的 30 天内，可重复新增复诊步骤</w:t>
+            </w:r>
+          </w:p>
+        </w:tc>
+      </w:tr>
+      <w:tr>
+        <w:tc>
+          <w:tcPr>
+            <w:tcW w:type="dxa" w:w="1872"/>
+            <w:vAlign w:val="center"/>
+            <w:tcBorders>
+              <w:top w:val="single" w:sz="6" w:space="0" w:color="D9D9D9"/>
+              <w:left w:val="single" w:sz="6" w:space="0" w:color="D9D9D9"/>
+              <w:bottom w:val="single" w:sz="6" w:space="0" w:color="D9D9D9"/>
+              <w:right w:val="single" w:sz="6" w:space="0" w:color="D9D9D9"/>
+              <w:insideH w:val="single" w:sz="6" w:space="0" w:color="D9D9D9"/>
+              <w:insideV w:val="single" w:sz="6" w:space="0" w:color="D9D9D9"/>
+            </w:tcBorders>
+            <w:tcMar>
+              <w:top w:w="85" w:type="dxa"/>
+              <w:start w:w="100" w:type="dxa"/>
+              <w:bottom w:w="85" w:type="dxa"/>
+              <w:end w:w="100" w:type="dxa"/>
+            </w:tcMar>
+            <w:shd w:fill="F3F7FA"/>
+          </w:tcPr>
+          <w:p>
+            <w:pPr>
+              <w:spacing w:after="0" w:line="252" w:lineRule="auto"/>
+              <w:jc w:val="center"/>
+            </w:pPr>
+            <w:r>
+              <w:rPr>
+                <w:rFonts w:ascii="Microsoft YaHei" w:hAnsi="Microsoft YaHei" w:eastAsia="Microsoft YaHei"/>
+                <w:b w:val="0"/>
+                <w:color w:val="000000"/>
+                <w:sz w:val="17"/>
+              </w:rPr>
+              <w:t>重疾护航</w:t>
+            </w:r>
+          </w:p>
+        </w:tc>
+        <w:tc>
+          <w:tcPr>
+            <w:tcW w:type="dxa" w:w="1440"/>
+            <w:vAlign w:val="center"/>
+            <w:tcBorders>
+              <w:top w:val="single" w:sz="6" w:space="0" w:color="D9D9D9"/>
+              <w:left w:val="single" w:sz="6" w:space="0" w:color="D9D9D9"/>
+              <w:bottom w:val="single" w:sz="6" w:space="0" w:color="D9D9D9"/>
+              <w:right w:val="single" w:sz="6" w:space="0" w:color="D9D9D9"/>
+              <w:insideH w:val="single" w:sz="6" w:space="0" w:color="D9D9D9"/>
+              <w:insideV w:val="single" w:sz="6" w:space="0" w:color="D9D9D9"/>
+            </w:tcBorders>
+            <w:tcMar>
+              <w:top w:w="85" w:type="dxa"/>
+              <w:start w:w="100" w:type="dxa"/>
+              <w:bottom w:w="85" w:type="dxa"/>
+              <w:end w:w="100" w:type="dxa"/>
+            </w:tcMar>
+            <w:shd w:fill="F3F7FA"/>
+          </w:tcPr>
+          <w:p>
+            <w:pPr>
+              <w:spacing w:after="0" w:line="252" w:lineRule="auto"/>
+              <w:jc w:val="left"/>
+            </w:pPr>
+            <w:r>
+              <w:rPr>
+                <w:rFonts w:ascii="Microsoft YaHei" w:hAnsi="Microsoft YaHei" w:eastAsia="Microsoft YaHei"/>
+                <w:b w:val="0"/>
+                <w:color w:val="000000"/>
+                <w:sz w:val="17"/>
+              </w:rPr>
+              <w:t>180 天</w:t>
+            </w:r>
+          </w:p>
+        </w:tc>
+        <w:tc>
+          <w:tcPr>
+            <w:tcW w:type="dxa" w:w="2160"/>
+            <w:vAlign w:val="center"/>
+            <w:tcBorders>
+              <w:top w:val="single" w:sz="6" w:space="0" w:color="D9D9D9"/>
+              <w:left w:val="single" w:sz="6" w:space="0" w:color="D9D9D9"/>
+              <w:bottom w:val="single" w:sz="6" w:space="0" w:color="D9D9D9"/>
+              <w:right w:val="single" w:sz="6" w:space="0" w:color="D9D9D9"/>
+              <w:insideH w:val="single" w:sz="6" w:space="0" w:color="D9D9D9"/>
+              <w:insideV w:val="single" w:sz="6" w:space="0" w:color="D9D9D9"/>
+            </w:tcBorders>
+            <w:tcMar>
+              <w:top w:w="85" w:type="dxa"/>
+              <w:start w:w="100" w:type="dxa"/>
+              <w:bottom w:w="85" w:type="dxa"/>
+              <w:end w:w="100" w:type="dxa"/>
+            </w:tcMar>
+            <w:shd w:fill="F3F7FA"/>
+          </w:tcPr>
+          <w:p>
+            <w:pPr>
+              <w:spacing w:after="0" w:line="252" w:lineRule="auto"/>
+              <w:jc w:val="left"/>
+            </w:pPr>
+            <w:r>
+              <w:rPr>
+                <w:rFonts w:ascii="Microsoft YaHei" w:hAnsi="Microsoft YaHei" w:eastAsia="Microsoft YaHei"/>
+                <w:b w:val="0"/>
+                <w:color w:val="000000"/>
+                <w:sz w:val="17"/>
+              </w:rPr>
+              <w:t>挂号就诊当天</w:t>
+            </w:r>
+          </w:p>
+        </w:tc>
+        <w:tc>
+          <w:tcPr>
+            <w:tcW w:type="dxa" w:w="4824"/>
+            <w:vAlign w:val="center"/>
+            <w:tcBorders>
+              <w:top w:val="single" w:sz="6" w:space="0" w:color="D9D9D9"/>
+              <w:left w:val="single" w:sz="6" w:space="0" w:color="D9D9D9"/>
+              <w:bottom w:val="single" w:sz="6" w:space="0" w:color="D9D9D9"/>
+              <w:right w:val="single" w:sz="6" w:space="0" w:color="D9D9D9"/>
+              <w:insideH w:val="single" w:sz="6" w:space="0" w:color="D9D9D9"/>
+              <w:insideV w:val="single" w:sz="6" w:space="0" w:color="D9D9D9"/>
+            </w:tcBorders>
+            <w:tcMar>
+              <w:top w:w="85" w:type="dxa"/>
+              <w:start w:w="100" w:type="dxa"/>
+              <w:bottom w:w="85" w:type="dxa"/>
+              <w:end w:w="100" w:type="dxa"/>
+            </w:tcMar>
+            <w:shd w:fill="F3F7FA"/>
+          </w:tcPr>
+          <w:p>
+            <w:pPr>
+              <w:spacing w:after="0" w:line="252" w:lineRule="auto"/>
+              <w:jc w:val="left"/>
+            </w:pPr>
+            <w:r>
+              <w:rPr>
+                <w:rFonts w:ascii="Microsoft YaHei" w:hAnsi="Microsoft YaHei" w:eastAsia="Microsoft YaHei"/>
+                <w:b w:val="0"/>
+                <w:color w:val="000000"/>
+                <w:sz w:val="17"/>
+              </w:rPr>
+              <w:t>在起算日含当日后的 180 天内，可重复新增复诊步骤</w:t>
+            </w:r>
+          </w:p>
+        </w:tc>
+      </w:tr>
+      <w:tr>
+        <w:tc>
+          <w:tcPr>
+            <w:tcW w:type="dxa" w:w="1872"/>
+            <w:vAlign w:val="center"/>
+            <w:tcBorders>
+              <w:top w:val="single" w:sz="6" w:space="0" w:color="D9D9D9"/>
+              <w:left w:val="single" w:sz="6" w:space="0" w:color="D9D9D9"/>
+              <w:bottom w:val="single" w:sz="6" w:space="0" w:color="D9D9D9"/>
+              <w:right w:val="single" w:sz="6" w:space="0" w:color="D9D9D9"/>
+              <w:insideH w:val="single" w:sz="6" w:space="0" w:color="D9D9D9"/>
+              <w:insideV w:val="single" w:sz="6" w:space="0" w:color="D9D9D9"/>
+            </w:tcBorders>
+            <w:tcMar>
+              <w:top w:w="85" w:type="dxa"/>
+              <w:start w:w="100" w:type="dxa"/>
+              <w:bottom w:w="85" w:type="dxa"/>
+              <w:end w:w="100" w:type="dxa"/>
+            </w:tcMar>
+          </w:tcPr>
+          <w:p>
+            <w:pPr>
+              <w:spacing w:after="0" w:line="252" w:lineRule="auto"/>
+              <w:jc w:val="center"/>
+            </w:pPr>
+            <w:r>
+              <w:rPr>
+                <w:rFonts w:ascii="Microsoft YaHei" w:hAnsi="Microsoft YaHei" w:eastAsia="Microsoft YaHei"/>
+                <w:b w:val="0"/>
+                <w:color w:val="000000"/>
+                <w:sz w:val="17"/>
+              </w:rPr>
+              <w:t>其他或未识别</w:t>
+            </w:r>
+          </w:p>
+        </w:tc>
+        <w:tc>
+          <w:tcPr>
+            <w:tcW w:type="dxa" w:w="1440"/>
+            <w:vAlign w:val="center"/>
+            <w:tcBorders>
+              <w:top w:val="single" w:sz="6" w:space="0" w:color="D9D9D9"/>
+              <w:left w:val="single" w:sz="6" w:space="0" w:color="D9D9D9"/>
+              <w:bottom w:val="single" w:sz="6" w:space="0" w:color="D9D9D9"/>
+              <w:right w:val="single" w:sz="6" w:space="0" w:color="D9D9D9"/>
+              <w:insideH w:val="single" w:sz="6" w:space="0" w:color="D9D9D9"/>
+              <w:insideV w:val="single" w:sz="6" w:space="0" w:color="D9D9D9"/>
+            </w:tcBorders>
+            <w:tcMar>
+              <w:top w:w="85" w:type="dxa"/>
+              <w:start w:w="100" w:type="dxa"/>
+              <w:bottom w:w="85" w:type="dxa"/>
+              <w:end w:w="100" w:type="dxa"/>
+            </w:tcMar>
+          </w:tcPr>
+          <w:p>
+            <w:pPr>
+              <w:spacing w:after="0" w:line="252" w:lineRule="auto"/>
+              <w:jc w:val="left"/>
+            </w:pPr>
+            <w:r>
+              <w:rPr>
+                <w:rFonts w:ascii="Microsoft YaHei" w:hAnsi="Microsoft YaHei" w:eastAsia="Microsoft YaHei"/>
+                <w:b w:val="0"/>
+                <w:color w:val="000000"/>
+                <w:sz w:val="17"/>
+              </w:rPr>
+              <w:t>不自动授予</w:t>
+            </w:r>
+          </w:p>
+        </w:tc>
+        <w:tc>
+          <w:tcPr>
+            <w:tcW w:type="dxa" w:w="2160"/>
+            <w:vAlign w:val="center"/>
+            <w:tcBorders>
+              <w:top w:val="single" w:sz="6" w:space="0" w:color="D9D9D9"/>
+              <w:left w:val="single" w:sz="6" w:space="0" w:color="D9D9D9"/>
+              <w:bottom w:val="single" w:sz="6" w:space="0" w:color="D9D9D9"/>
+              <w:right w:val="single" w:sz="6" w:space="0" w:color="D9D9D9"/>
+              <w:insideH w:val="single" w:sz="6" w:space="0" w:color="D9D9D9"/>
+              <w:insideV w:val="single" w:sz="6" w:space="0" w:color="D9D9D9"/>
+            </w:tcBorders>
+            <w:tcMar>
+              <w:top w:w="85" w:type="dxa"/>
+              <w:start w:w="100" w:type="dxa"/>
+              <w:bottom w:w="85" w:type="dxa"/>
+              <w:end w:w="100" w:type="dxa"/>
+            </w:tcMar>
+          </w:tcPr>
+          <w:p>
+            <w:pPr>
+              <w:spacing w:after="0" w:line="252" w:lineRule="auto"/>
+              <w:jc w:val="left"/>
+            </w:pPr>
+            <w:r>
+              <w:rPr>
+                <w:rFonts w:ascii="Microsoft YaHei" w:hAnsi="Microsoft YaHei" w:eastAsia="Microsoft YaHei"/>
+                <w:b w:val="0"/>
+                <w:color w:val="000000"/>
+                <w:sz w:val="17"/>
+              </w:rPr>
+              <w:t>不适用</w:t>
+            </w:r>
+          </w:p>
+        </w:tc>
+        <w:tc>
+          <w:tcPr>
+            <w:tcW w:type="dxa" w:w="4824"/>
+            <w:vAlign w:val="center"/>
+            <w:tcBorders>
+              <w:top w:val="single" w:sz="6" w:space="0" w:color="D9D9D9"/>
+              <w:left w:val="single" w:sz="6" w:space="0" w:color="D9D9D9"/>
+              <w:bottom w:val="single" w:sz="6" w:space="0" w:color="D9D9D9"/>
+              <w:right w:val="single" w:sz="6" w:space="0" w:color="D9D9D9"/>
+              <w:insideH w:val="single" w:sz="6" w:space="0" w:color="D9D9D9"/>
+              <w:insideV w:val="single" w:sz="6" w:space="0" w:color="D9D9D9"/>
+            </w:tcBorders>
+            <w:tcMar>
+              <w:top w:w="85" w:type="dxa"/>
+              <w:start w:w="100" w:type="dxa"/>
+              <w:bottom w:w="85" w:type="dxa"/>
+              <w:end w:w="100" w:type="dxa"/>
+            </w:tcMar>
+          </w:tcPr>
+          <w:p>
+            <w:pPr>
+              <w:spacing w:after="0" w:line="252" w:lineRule="auto"/>
+              <w:jc w:val="left"/>
+            </w:pPr>
+            <w:r>
+              <w:rPr>
+                <w:rFonts w:ascii="Microsoft YaHei" w:hAnsi="Microsoft YaHei" w:eastAsia="Microsoft YaHei"/>
+                <w:b w:val="0"/>
+                <w:color w:val="000000"/>
+                <w:sz w:val="17"/>
+              </w:rPr>
+              <w:t>不允许按复诊权益新增；后续如需兼容，由产品规则另行配置</w:t>
+            </w:r>
+          </w:p>
+        </w:tc>
+      </w:tr>
+    </w:tbl>
+    <w:p>
+      <w:pPr>
+        <w:spacing w:after="20"/>
+      </w:pPr>
+    </w:p>
+    <w:p>
+      <w:pPr>
+        <w:pStyle w:val="Heading1"/>
+      </w:pPr>
+      <w:r>
+        <w:t>五 五级主流程与业务步骤的关系</w:t>
       </w:r>
     </w:p>
     <w:tbl>
@@ -3069,7 +3689,7 @@
         <w:pStyle w:val="Heading1"/>
       </w:pPr>
       <w:r>
-        <w:t>五 运营表单字段如何保存</w:t>
+        <w:t>六 运营表单字段如何保存</w:t>
       </w:r>
     </w:p>
     <w:p>
@@ -3763,7 +4383,7 @@
         <w:pStyle w:val="Heading1"/>
       </w:pPr>
       <w:r>
-        <w:t>六 建议新增的内部运营表</w:t>
+        <w:t>七 建议新增的内部运营表</w:t>
       </w:r>
     </w:p>
     <w:tbl>
@@ -3958,7 +4578,7 @@
                 <w:color w:val="000000"/>
                 <w:sz w:val="17"/>
               </w:rPr>
-              <w:t>b_order_id、hy_order_no、created_at</w:t>
+              <w:t>b_order_id 唯一、hy_order_no 唯一、created_at</w:t>
             </w:r>
           </w:p>
         </w:tc>
@@ -3993,7 +4613,7 @@
                 <w:color w:val="000000"/>
                 <w:sz w:val="17"/>
               </w:rPr>
-              <w:t>将当前 orders 记录与寰宇订单号 DDBH 一对一关联</w:t>
+              <w:t>将当前 orders 记录与寰宇订单号 DDBH 一对一关联，禁止改绑</w:t>
             </w:r>
           </w:p>
         </w:tc>
@@ -4553,7 +5173,7 @@
         <w:pStyle w:val="Heading1"/>
       </w:pPr>
       <w:r>
-        <w:t>七 订单状态模型</w:t>
+        <w:t>八 订单状态模型</w:t>
       </w:r>
     </w:p>
     <w:p>
@@ -5651,7 +6271,7 @@
                 <w:color w:val="000000"/>
                 <w:sz w:val="17"/>
               </w:rPr>
-              <w:t>全部必需步骤和回填完成；复诊权益按有效期规则判断</w:t>
+              <w:t>全部必需步骤和回填完成；如有复诊，须在权益有效期内完成</w:t>
             </w:r>
           </w:p>
         </w:tc>
@@ -5760,7 +6380,7 @@
                 <w:color w:val="000000"/>
                 <w:sz w:val="17"/>
               </w:rPr>
-              <w:t>终态，通常由人工确认或外部状态触发提醒</w:t>
+              <w:t>终态，当前仅支持人工确认</w:t>
             </w:r>
           </w:p>
         </w:tc>
@@ -5796,7 +6416,7 @@
                 <w:color w:val="000000"/>
                 <w:sz w:val="17"/>
               </w:rPr>
-              <w:t>必须记录原因、责任归属及操作人</w:t>
+              <w:t>原因、附件和责任归属规则后续确定</w:t>
             </w:r>
           </w:p>
         </w:tc>
@@ -5812,7 +6432,7 @@
         <w:pStyle w:val="Heading1"/>
       </w:pPr>
       <w:r>
-        <w:t>八 人工状态覆盖规则</w:t>
+        <w:t>九 人工状态覆盖规则</w:t>
       </w:r>
     </w:p>
     <w:p>
@@ -5857,7 +6477,7 @@
           <w:color w:val="000000"/>
           <w:sz w:val="21"/>
         </w:rPr>
-        <w:t>人工修改必须填写原因；取消、爽约、无责取消还应记录责任归属及相关凭证。</w:t>
+        <w:t>取消、爽约、无责取消暂由人工修改；原因、附件、责任归属、企微或通话 AI 判断以及回写 B 端均暂缓实现。</w:t>
       </w:r>
     </w:p>
     <w:p>
@@ -5887,7 +6507,7 @@
           <w:color w:val="000000"/>
           <w:sz w:val="21"/>
         </w:rPr>
-        <w:t>B端原始状态变化应记录为外部事件；是否自动改变内部运营终态，需要单独制定映射规则。</w:t>
+        <w:t>B 端原始状态变化应记录为外部事件；与内部运营状态之间的映射和优先级暂不实现。</w:t>
       </w:r>
     </w:p>
     <w:p>
@@ -5895,7 +6515,7 @@
         <w:pStyle w:val="Heading1"/>
       </w:pPr>
       <w:r>
-        <w:t>九 新订单创建与寰宇同步流程</w:t>
+        <w:t>十 新订单创建与寰宇同步流程</w:t>
       </w:r>
     </w:p>
     <w:p>
@@ -5964,7 +6584,7 @@
           <w:color w:val="000000"/>
           <w:sz w:val="21"/>
         </w:rPr>
-        <w:t>生成寰宇订单号 DDBH，创建 b_order_huanyu_link 关联记录，并创建空白寰宇订单主记录。</w:t>
+        <w:t>生成不可修改的 DDBH：HYDD + 当前日期 YYYYMMDD + 8 位随机数；创建 b_order_huanyu_link 关联记录，并创建空白寰宇订单主记录。</w:t>
       </w:r>
     </w:p>
     <w:p>
@@ -6041,7 +6661,7 @@
         <w:pStyle w:val="Heading1"/>
       </w:pPr>
       <w:r>
-        <w:t>十 开发前需确认的业务规则</w:t>
+        <w:t>十一 已确认业务规则</w:t>
       </w:r>
     </w:p>
     <w:p>
@@ -6056,7 +6676,7 @@
           <w:color w:val="000000"/>
           <w:sz w:val="21"/>
         </w:rPr>
-        <w:t>一个B端订单是否永远只对应一条寰宇订单；是否存在拆单、合单或重新开寰宇订单的情况。</w:t>
+        <w:t>一个 B 端订单永远只对应一条寰宇订单，不存在拆单、合单或重新开寰宇订单。</w:t>
       </w:r>
     </w:p>
     <w:p>
@@ -6071,7 +6691,7 @@
           <w:color w:val="000000"/>
           <w:sz w:val="21"/>
         </w:rPr>
-        <w:t>寰宇订单号 DDBH 的生成规则、长度规则和是否允许人工修改。</w:t>
+        <w:t>DDBH 为 HYDD + 当前日期 YYYYMMDD + 8 位随机数，共 20 位；由系统生成，当前不允许人工修改。</w:t>
       </w:r>
     </w:p>
     <w:p>
@@ -6086,7 +6706,7 @@
           <w:color w:val="000000"/>
           <w:sz w:val="21"/>
         </w:rPr>
-        <w:t>各服务类型的步骤是否必须全部完成；哪些步骤可跳过、可补录、可重复。</w:t>
+        <w:t>所有服务类型中已配置的步骤都必须完成；当前不支持跳过或补录，复诊步骤允许重复。</w:t>
       </w:r>
     </w:p>
     <w:p>
@@ -6101,7 +6721,7 @@
           <w:color w:val="000000"/>
           <w:sz w:val="21"/>
         </w:rPr>
-        <w:t>复诊权益的有效期如何从产品信息识别，例如健康就诊30天、重疾护航180天。</w:t>
+        <w:t>产品名称为健康就诊时，复诊权益有效期为自挂号就诊当天起 30 天；产品名称为重疾护航时，为自挂号就诊当天起 180 天。</w:t>
       </w:r>
     </w:p>
     <w:p>
@@ -6116,7 +6736,15 @@
           <w:color w:val="000000"/>
           <w:sz w:val="21"/>
         </w:rPr>
-        <w:t>取消、爽约、无责取消的判定人、所需原因、所需附件，以及是否要同步回B端。</w:t>
+        <w:t>取消、爽约、无责取消暂由人工修改；B 端原始状态与内部运营状态暂不建立映射。</w:t>
+      </w:r>
+    </w:p>
+    <w:p>
+      <w:pPr>
+        <w:pStyle w:val="Heading1"/>
+      </w:pPr>
+      <w:r>
+        <w:t>十二 暂缓范围</w:t>
       </w:r>
     </w:p>
     <w:p>
@@ -6131,7 +6759,7 @@
           <w:color w:val="000000"/>
           <w:sz w:val="21"/>
         </w:rPr>
-        <w:t>B端原始状态变化与内部运营状态之间的映射和优先级。</w:t>
+        <w:t>取消、爽约、无责取消的原因、附件、责任归属、企微或聊天通话 AI 判断，以及表单字段同步回 B 端。</w:t>
       </w:r>
     </w:p>
     <w:p>
@@ -6146,7 +6774,37 @@
           <w:color w:val="000000"/>
           <w:sz w:val="21"/>
         </w:rPr>
-        <w:t>订单列表需要展示和筛选哪些状态、当前步骤、预约时间及风险提示字段。</w:t>
+        <w:t>B 端原始状态变化与内部运营状态之间的映射关系和优先级。</w:t>
+      </w:r>
+    </w:p>
+    <w:p>
+      <w:pPr>
+        <w:pStyle w:val="ListBullet"/>
+        <w:spacing w:after="60" w:line="276" w:lineRule="auto"/>
+      </w:pPr>
+      <w:r>
+        <w:rPr>
+          <w:rFonts w:ascii="Microsoft YaHei" w:hAnsi="Microsoft YaHei" w:eastAsia="Microsoft YaHei"/>
+          <w:b w:val="0"/>
+          <w:color w:val="000000"/>
+          <w:sz w:val="21"/>
+        </w:rPr>
+        <w:t>订单列表中状态、当前步骤、预约时间和风险提示字段的展示与筛选。</w:t>
+      </w:r>
+    </w:p>
+    <w:p>
+      <w:pPr>
+        <w:pStyle w:val="ListBullet"/>
+        <w:spacing w:after="60" w:line="276" w:lineRule="auto"/>
+      </w:pPr>
+      <w:r>
+        <w:rPr>
+          <w:rFonts w:ascii="Microsoft YaHei" w:hAnsi="Microsoft YaHei" w:eastAsia="Microsoft YaHei"/>
+          <w:b w:val="0"/>
+          <w:color w:val="000000"/>
+          <w:sz w:val="21"/>
+        </w:rPr>
+        <w:t>业务步骤的跳过、补录和除复诊外的重复规则。</w:t>
       </w:r>
     </w:p>
     <w:sectPr>
